--- a/content/Lectures/Semester 1/Week 05 - Mixed Integer Programming/5 Source Files/Week 5 - Mixed Integer Programming Tutorial - Answers.docx
+++ b/content/Lectures/Semester 1/Week 05 - Mixed Integer Programming/5 Source Files/Week 5 - Mixed Integer Programming Tutorial - Answers.docx
@@ -196,12 +196,6 @@
           <m:t>i</m:t>
         </m:r>
       </m:oMath>
-      <w:r>
-        <w:rPr>
-          <w:rFonts w:eastAsiaTheme="minorEastAsia"/>
-        </w:rPr>
-        <w:t xml:space="preserve"> (kg)</w:t>
-      </w:r>
     </w:p>
     <w:p>
       <w:pPr>
@@ -251,7 +245,7 @@
                 <w:rPr>
                   <w:rFonts w:ascii="Cambria Math" w:hAnsi="Cambria Math"/>
                 </w:rPr>
-                <m:t>6</m:t>
+                <m:t>8</m:t>
               </m:r>
             </m:sup>
             <m:e>
@@ -337,6 +331,7 @@
           <m:nary>
             <m:naryPr>
               <m:chr m:val="∑"/>
+              <m:supHide m:val="1"/>
               <m:ctrlPr>
                 <w:rPr>
                   <w:rFonts w:ascii="Cambria Math" w:hAnsi="Cambria Math"/>
@@ -638,7 +633,7 @@
                 <w:rPr>
                   <w:rFonts w:ascii="Cambria Math" w:hAnsi="Cambria Math"/>
                 </w:rPr>
-                <m:t>6</m:t>
+                <m:t>8</m:t>
               </m:r>
             </m:sup>
             <m:e>
@@ -724,6 +719,7 @@
           <m:nary>
             <m:naryPr>
               <m:chr m:val="∑"/>
+              <m:supHide m:val="1"/>
               <m:ctrlPr>
                 <w:rPr>
                   <w:rFonts w:ascii="Cambria Math" w:hAnsi="Cambria Math"/>
@@ -1773,7 +1769,7 @@
                 <w:rPr>
                   <w:rFonts w:ascii="Cambria Math" w:hAnsi="Cambria Math"/>
                 </w:rPr>
-                <m:t>6</m:t>
+                <m:t>8</m:t>
               </m:r>
             </m:sup>
             <m:e>
@@ -1859,6 +1855,7 @@
           <m:nary>
             <m:naryPr>
               <m:chr m:val="∑"/>
+              <m:supHide m:val="1"/>
               <m:ctrlPr>
                 <w:rPr>
                   <w:rFonts w:ascii="Cambria Math" w:hAnsi="Cambria Math"/>
@@ -1960,6 +1957,7 @@
           <m:nary>
             <m:naryPr>
               <m:chr m:val="∑"/>
+              <m:supHide m:val="1"/>
               <m:ctrlPr>
                 <w:rPr>
                   <w:rFonts w:ascii="Cambria Math" w:hAnsi="Cambria Math"/>
@@ -3788,7 +3786,7 @@
         </w:numPr>
       </w:pPr>
       <w:r>
-        <w:t xml:space="preserve">The selection chosen must weigh more than 320g </w:t>
+        <w:t xml:space="preserve">The selection chosen must weigh at least 320g </w:t>
       </w:r>
     </w:p>
     <w:p>
@@ -3800,7 +3798,7 @@
         </w:numPr>
       </w:pPr>
       <w:r>
-        <w:t>Total fat content by weight must be less than 45% of the total weight of the selection.</w:t>
+        <w:t>Total fat content by weight must be at most 45% of the total weight of the selection.</w:t>
       </w:r>
     </w:p>
     <w:p>
@@ -3812,7 +3810,7 @@
         </w:numPr>
       </w:pPr>
       <w:r>
-        <w:t>Calorific value of the selection must be less than 2850 calories.</w:t>
+        <w:t>Calorific value of the selection must be at most 2850 calories.</w:t>
       </w:r>
     </w:p>
     <w:p>
@@ -6220,6 +6218,98 @@
                   <w:rFonts w:ascii="Cambria Math" w:hAnsi="Cambria Math"/>
                 </w:rPr>
                 <m:t>≥320</m:t>
+              </m:r>
+            </m:e>
+          </m:nary>
+          <m:r>
+            <m:rPr>
+              <m:sty m:val="p"/>
+            </m:rPr>
+            <w:rPr>
+              <w:rFonts w:ascii="Cambria Math" w:hAnsi="Cambria Math"/>
+            </w:rPr>
+            <w:br/>
+          </m:r>
+        </m:oMath>
+        <m:oMath>
+          <m:nary>
+            <m:naryPr>
+              <m:chr m:val="∑"/>
+              <m:supHide m:val="1"/>
+              <m:ctrlPr>
+                <w:rPr>
+                  <w:rFonts w:ascii="Cambria Math" w:hAnsi="Cambria Math"/>
+                  <w:i/>
+                </w:rPr>
+              </m:ctrlPr>
+            </m:naryPr>
+            <m:sub>
+              <m:r>
+                <w:rPr>
+                  <w:rFonts w:ascii="Cambria Math" w:hAnsi="Cambria Math"/>
+                </w:rPr>
+                <m:t>i</m:t>
+              </m:r>
+            </m:sub>
+            <m:sup/>
+            <m:e>
+              <m:sSub>
+                <m:sSubPr>
+                  <m:ctrlPr>
+                    <w:rPr>
+                      <w:rFonts w:ascii="Cambria Math" w:hAnsi="Cambria Math"/>
+                      <w:i/>
+                    </w:rPr>
+                  </m:ctrlPr>
+                </m:sSubPr>
+                <m:e>
+                  <m:r>
+                    <w:rPr>
+                      <w:rFonts w:ascii="Cambria Math" w:hAnsi="Cambria Math"/>
+                    </w:rPr>
+                    <m:t>W</m:t>
+                  </m:r>
+                </m:e>
+                <m:sub>
+                  <m:r>
+                    <w:rPr>
+                      <w:rFonts w:ascii="Cambria Math" w:hAnsi="Cambria Math"/>
+                    </w:rPr>
+                    <m:t>i</m:t>
+                  </m:r>
+                </m:sub>
+              </m:sSub>
+              <m:sSub>
+                <m:sSubPr>
+                  <m:ctrlPr>
+                    <w:rPr>
+                      <w:rFonts w:ascii="Cambria Math" w:hAnsi="Cambria Math"/>
+                      <w:i/>
+                    </w:rPr>
+                  </m:ctrlPr>
+                </m:sSubPr>
+                <m:e>
+                  <m:r>
+                    <w:rPr>
+                      <w:rFonts w:ascii="Cambria Math" w:hAnsi="Cambria Math"/>
+                    </w:rPr>
+                    <m:t>x</m:t>
+                  </m:r>
+                </m:e>
+                <m:sub>
+                  <m:r>
+                    <w:rPr>
+                      <w:rFonts w:ascii="Cambria Math" w:hAnsi="Cambria Math"/>
+                    </w:rPr>
+                    <m:t>i</m:t>
+                  </m:r>
+                </m:sub>
+              </m:sSub>
+              <m:r>
+                <w:rPr>
+                  <w:rFonts w:ascii="Cambria Math" w:hAnsi="Cambria Math"/>
+                </w:rPr>
+                <m:t>≤480</m:t>
               </m:r>
             </m:e>
           </m:nary>

--- a/content/Lectures/Semester 1/Week 05 - Mixed Integer Programming/5 Source Files/Week 5 - Mixed Integer Programming Tutorial - Answers.docx
+++ b/content/Lectures/Semester 1/Week 05 - Mixed Integer Programming/5 Source Files/Week 5 - Mixed Integer Programming Tutorial - Answers.docx
@@ -196,6 +196,59 @@
           <m:t>i</m:t>
         </m:r>
       </m:oMath>
+    </w:p>
+    <w:p>
+      <w:pPr>
+        <w:ind w:left="1080"/>
+      </w:pPr>
+      <m:oMath>
+        <m:sSub>
+          <m:sSubPr>
+            <m:ctrlPr>
+              <w:rPr>
+                <w:rFonts w:ascii="Cambria Math" w:hAnsi="Cambria Math"/>
+                <w:i/>
+              </w:rPr>
+            </m:ctrlPr>
+          </m:sSubPr>
+          <m:e>
+            <m:r>
+              <w:rPr>
+                <w:rFonts w:ascii="Cambria Math" w:hAnsi="Cambria Math"/>
+              </w:rPr>
+              <m:t>x</m:t>
+            </m:r>
+          </m:e>
+          <m:sub>
+            <m:r>
+              <w:rPr>
+                <w:rFonts w:ascii="Cambria Math" w:hAnsi="Cambria Math"/>
+              </w:rPr>
+              <m:t>i</m:t>
+            </m:r>
+          </m:sub>
+        </m:sSub>
+      </m:oMath>
+      <w:r>
+        <w:rPr>
+          <w:rFonts w:eastAsiaTheme="minorEastAsia"/>
+        </w:rPr>
+        <w:t xml:space="preserve">  – number of times item </w:t>
+      </w:r>
+      <m:oMath>
+        <m:r>
+          <w:rPr>
+            <w:rFonts w:ascii="Cambria Math" w:eastAsiaTheme="minorEastAsia" w:hAnsi="Cambria Math"/>
+          </w:rPr>
+          <m:t>i</m:t>
+        </m:r>
+      </m:oMath>
+      <w:r>
+        <w:rPr>
+          <w:rFonts w:eastAsiaTheme="minorEastAsia"/>
+        </w:rPr>
+        <w:t xml:space="preserve"> is packed (0 or 1 in a and c; any whole number in b)</w:t>
+      </w:r>
     </w:p>
     <w:p>
       <w:pPr>
@@ -562,7 +615,7 @@
             <w:rPr>
               <w:rFonts w:ascii="Cambria Math" w:hAnsi="Cambria Math"/>
             </w:rPr>
-            <m:t>∈z</m:t>
+            <m:t>∈Z</m:t>
           </m:r>
         </m:oMath>
       </m:oMathPara>
@@ -903,7 +956,7 @@
             <w:rPr>
               <w:rFonts w:ascii="Cambria Math" w:hAnsi="Cambria Math"/>
             </w:rPr>
-            <m:t>∈z</m:t>
+            <m:t>∈Z</m:t>
           </m:r>
         </m:oMath>
       </m:oMathPara>
@@ -2169,7 +2222,7 @@
             <w:rPr>
               <w:rFonts w:ascii="Cambria Math" w:hAnsi="Cambria Math"/>
             </w:rPr>
-            <m:t>∈z</m:t>
+            <m:t>∈Z</m:t>
           </m:r>
         </m:oMath>
       </m:oMathPara>
